--- a/downloads/teacher/05 Materials/Unit 04/Handouts/Handout 04.17 - Unit 4 Review Game Cards.docx
+++ b/downloads/teacher/05 Materials/Unit 04/Handouts/Handout 04.17 - Unit 4 Review Game Cards.docx
@@ -1620,35 +1620,65 @@
       <w:r>
         <w:t xml:space="preserve">The answers are on the cards. Notes:</w:t>
       </w:r>
-      <w:r>
-        <w:t xml:space="preserve"> </w:t>
-      </w:r>
-      <w:r>
-        <w:t xml:space="preserve">- Read the whole card before the 20 seconds start.</w:t>
-      </w:r>
-      <w:r>
-        <w:t xml:space="preserve"> </w:t>
-      </w:r>
-      <w:r>
-        <w:t xml:space="preserve">- A category two or more teams miss twice gets a two-minute reteach before the next card. The categories most classes miss: 6 (scale, done backward) and 7 (tax added wrong). Both are on the test.</w:t>
-      </w:r>
-      <w:r>
-        <w:t xml:space="preserve"> </w:t>
-      </w:r>
-      <w:r>
-        <w:t xml:space="preserve">- Category 3, card S1: the Unit 4 hazard families (Lesson 4.2) may be named differently from the Unit 1 kitchen families; accept either list.</w:t>
-      </w:r>
-      <w:r>
-        <w:t xml:space="preserve"> </w:t>
-      </w:r>
-      <w:r>
-        <w:t xml:space="preserve">- For a class of more than six teams, add columns to the scoreboard on the board.</w:t>
-      </w:r>
-      <w:r>
-        <w:t xml:space="preserve"> </w:t>
-      </w:r>
-      <w:r>
-        <w:t xml:space="preserve">- Keep the cards; they are the retake review.</w:t>
+    </w:p>
+    <w:p>
+      <w:pPr>
+        <w:numPr>
+          <w:ilvl w:val="0"/>
+          <w:numId w:val="1001"/>
+        </w:numPr>
+        <w:pStyle w:val="Compact"/>
+      </w:pPr>
+      <w:r>
+        <w:t xml:space="preserve">Read the whole card before the 20 seconds start.</w:t>
+      </w:r>
+    </w:p>
+    <w:p>
+      <w:pPr>
+        <w:numPr>
+          <w:ilvl w:val="0"/>
+          <w:numId w:val="1001"/>
+        </w:numPr>
+        <w:pStyle w:val="Compact"/>
+      </w:pPr>
+      <w:r>
+        <w:t xml:space="preserve">A category two or more teams miss twice gets a two-minute reteach before the next card. The categories most classes miss: 6 (scale, done backward) and 7 (tax added wrong). Both are on the test.</w:t>
+      </w:r>
+    </w:p>
+    <w:p>
+      <w:pPr>
+        <w:numPr>
+          <w:ilvl w:val="0"/>
+          <w:numId w:val="1001"/>
+        </w:numPr>
+        <w:pStyle w:val="Compact"/>
+      </w:pPr>
+      <w:r>
+        <w:t xml:space="preserve">Category 3, card S1: the Unit 4 hazard families (Lesson 4.2) may be named differently from the Unit 1 kitchen families; accept either list.</w:t>
+      </w:r>
+    </w:p>
+    <w:p>
+      <w:pPr>
+        <w:numPr>
+          <w:ilvl w:val="0"/>
+          <w:numId w:val="1001"/>
+        </w:numPr>
+        <w:pStyle w:val="Compact"/>
+      </w:pPr>
+      <w:r>
+        <w:t xml:space="preserve">For a class of more than six teams, add columns to the scoreboard on the board.</w:t>
+      </w:r>
+    </w:p>
+    <w:p>
+      <w:pPr>
+        <w:numPr>
+          <w:ilvl w:val="0"/>
+          <w:numId w:val="1001"/>
+        </w:numPr>
+        <w:pStyle w:val="Compact"/>
+      </w:pPr>
+      <w:r>
+        <w:t xml:space="preserve">Keep the cards; they are the retake review.</w:t>
       </w:r>
     </w:p>
     <w:sectPr>
@@ -1833,8 +1863,114 @@
       </w:pPr>
     </w:lvl>
   </w:abstractNum>
+  <w:abstractNum w:abstractNumId="991">
+    <w:nsid w:val="ea454b4c"/>
+    <w:multiLevelType w:val="multilevel"/>
+    <w:lvl w:ilvl="0">
+      <w:numFmt w:val="bullet"/>
+      <w:lvlText w:val="•"/>
+      <w:lvlJc w:val="left"/>
+      <w:pPr>
+        <w:tabs>
+          <w:tab w:val="num" w:pos="0"/>
+        </w:tabs>
+        <w:ind w:left="480" w:hanging="480"/>
+      </w:pPr>
+    </w:lvl>
+    <w:lvl w:ilvl="1">
+      <w:numFmt w:val="bullet"/>
+      <w:lvlText w:val="–"/>
+      <w:lvlJc w:val="left"/>
+      <w:pPr>
+        <w:tabs>
+          <w:tab w:val="num" w:pos="720"/>
+        </w:tabs>
+        <w:ind w:left="1200" w:hanging="480"/>
+      </w:pPr>
+    </w:lvl>
+    <w:lvl w:ilvl="2">
+      <w:numFmt w:val="bullet"/>
+      <w:lvlText w:val="•"/>
+      <w:lvlJc w:val="left"/>
+      <w:pPr>
+        <w:tabs>
+          <w:tab w:val="num" w:pos="1440"/>
+        </w:tabs>
+        <w:ind w:left="1920" w:hanging="480"/>
+      </w:pPr>
+    </w:lvl>
+    <w:lvl w:ilvl="3">
+      <w:numFmt w:val="bullet"/>
+      <w:lvlText w:val="–"/>
+      <w:lvlJc w:val="left"/>
+      <w:pPr>
+        <w:tabs>
+          <w:tab w:val="num" w:pos="2160"/>
+        </w:tabs>
+        <w:ind w:left="2640" w:hanging="480"/>
+      </w:pPr>
+    </w:lvl>
+    <w:lvl w:ilvl="4">
+      <w:numFmt w:val="bullet"/>
+      <w:lvlText w:val="•"/>
+      <w:lvlJc w:val="left"/>
+      <w:pPr>
+        <w:tabs>
+          <w:tab w:val="num" w:pos="2880"/>
+        </w:tabs>
+        <w:ind w:left="3360" w:hanging="480"/>
+      </w:pPr>
+    </w:lvl>
+    <w:lvl w:ilvl="5">
+      <w:numFmt w:val="bullet"/>
+      <w:lvlText w:val="–"/>
+      <w:lvlJc w:val="left"/>
+      <w:pPr>
+        <w:tabs>
+          <w:tab w:val="num" w:pos="3600"/>
+        </w:tabs>
+        <w:ind w:left="4080" w:hanging="480"/>
+      </w:pPr>
+    </w:lvl>
+    <w:lvl w:ilvl="6">
+      <w:numFmt w:val="bullet"/>
+      <w:lvlText w:val="•"/>
+      <w:lvlJc w:val="left"/>
+      <w:pPr>
+        <w:tabs>
+          <w:tab w:val="num" w:pos="4320"/>
+        </w:tabs>
+        <w:ind w:left="4800" w:hanging="480"/>
+      </w:pPr>
+    </w:lvl>
+    <w:lvl w:ilvl="7">
+      <w:numFmt w:val="bullet"/>
+      <w:lvlText w:val="–"/>
+      <w:lvlJc w:val="left"/>
+      <w:pPr>
+        <w:tabs>
+          <w:tab w:val="num" w:pos="5040"/>
+        </w:tabs>
+        <w:ind w:left="5520" w:hanging="480"/>
+      </w:pPr>
+    </w:lvl>
+    <w:lvl w:ilvl="8">
+      <w:numFmt w:val="bullet"/>
+      <w:lvlText w:val="•"/>
+      <w:lvlJc w:val="left"/>
+      <w:pPr>
+        <w:tabs>
+          <w:tab w:val="num" w:pos="5760"/>
+        </w:tabs>
+        <w:ind w:left="6240" w:hanging="480"/>
+      </w:pPr>
+    </w:lvl>
+  </w:abstractNum>
   <w:num w:numId="1000">
     <w:abstractNumId w:val="990"/>
+  </w:num>
+  <w:num w:numId="1001">
+    <w:abstractNumId w:val="991"/>
   </w:num>
 </w:numbering>
 </file>

--- a/downloads/teacher/05 Materials/Unit 04/Handouts/Handout 04.17 - Unit 4 Review Game Cards.docx
+++ b/downloads/teacher/05 Materials/Unit 04/Handouts/Handout 04.17 - Unit 4 Review Game Cards.docx
@@ -216,7 +216,7 @@
         <w:t xml:space="preserve"> </w:t>
       </w:r>
       <w:r>
-        <w:t xml:space="preserve">Answer: any three of balance, proportion (scale), emphasis (focal point), rhythm, unity (harmony), variety.</w:t>
+        <w:t xml:space="preserve">Answer: any three of balance, proportion (scale), emphasis (focal point), rhythm, unity (harmony), contrast.</w:t>
       </w:r>
     </w:p>
     <w:p>
